--- a/template.docx
+++ b/template.docx
@@ -495,15 +495,35 @@
     <w:p>
       <w:r>
         <w:tab/>
+      </w:r>
+      <w:r>
         <w:tab/>
+      </w:r>
+      <w:r>
         <w:tab/>
+      </w:r>
+      <w:r>
         <w:tab/>
+      </w:r>
+      <w:r>
         <w:tab/>
+      </w:r>
+      <w:r>
         <w:tab/>
+      </w:r>
+      <w:r>
         <w:tab/>
+      </w:r>
+      <w:r>
         <w:tab/>
+      </w:r>
+      <w:r>
         <w:tab/>
+      </w:r>
+      <w:r>
         <w:tab/>
+      </w:r>
+      <w:r>
         <w:tab/>
         <w:t>{</w:t>
       </w:r>
@@ -512,6 +532,12 @@
           <w:rFonts w:asciiTheme="minorHAnsi" w:hAnsiTheme="minorHAnsi" w:cstheme="minorHAnsi"/>
         </w:rPr>
         <w:t>print_date</w:t>
+      </w:r>
+      <w:r>
+        <w:rPr>
+          <w:rFonts w:asciiTheme="minorHAnsi" w:hAnsiTheme="minorHAnsi" w:cstheme="minorHAnsi"/>
+        </w:rPr>
+        <w:t>_2</w:t>
       </w:r>
       <w:r>
         <w:t>}</w:t>
